--- a/outreach/resumes/Aritra_Pramanik_Account-Executive_Resume.docx
+++ b/outreach/resumes/Aritra_Pramanik_Account-Executive_Resume.docx
@@ -52,7 +52,7 @@
         </w:rPr>
         <w:t xml:space="preserve">Bengaluru, Karnataka, India  |  9903132717  |  aritropramanik@gmail.com  |  </w:t>
       </w:r>
-      <w:hyperlink w:history="1" r:id="rId658kv16pevwufxmwku6qd">
+      <w:hyperlink w:history="1" r:id="rIdpugq7ig1t-olywsrwiu5w">
         <w:r>
           <w:rPr>
             <w:rFonts w:ascii="Calibri" w:cs="Calibri" w:eastAsia="Calibri" w:hAnsi="Calibri"/>
@@ -73,7 +73,7 @@
         </w:rPr>
         <w:t xml:space="preserve">  |  </w:t>
       </w:r>
-      <w:hyperlink w:history="1" r:id="rId1kniy3gpnvdl-cjw4mwdt">
+      <w:hyperlink w:history="1" r:id="rId6ludx97agovazuyx0uu07">
         <w:r>
           <w:rPr>
             <w:rFonts w:ascii="Calibri" w:cs="Calibri" w:eastAsia="Calibri" w:hAnsi="Calibri"/>
@@ -119,7 +119,7 @@
           <w:sz w:val="21"/>
           <w:szCs w:val="21"/>
         </w:rPr>
-        <w:t xml:space="preserve">BDR generating outbound pipeline for B2B SaaS — $500K qualified enterprise pipeline at Branch, 200% peak individual quota at Wayground (formerly Quizizz), now leading a 15-rep team at 110% attainment. Full-cycle, consultative sales background before moving into SaaS outbound. Known for signal-driven selling: built an AI copilot that mines prospects' board minutes and improvement plans so every conversation opens on the buyer's stated priority, not a template.</w:t>
+        <w:t xml:space="preserve">Started in full-cycle, consultative sales before moving into B2B SaaS outbound to build the other half of the deal — pipeline generation and discovery. That combination shows in the numbers: $500K in qualified enterprise pipeline at Branch, 200% peak individual quota at Wayground (formerly Quizizz), and a promotion to BDR Team Lead now running a 15-rep team at 110% attainment. Also built BDR Sidekick, an AI copilot that combines external signals (board minutes) and internal signals (prior product usage) so every call opens on the buyer's stated priority — the same discovery instinct that closes deals. Ready to bring prospecting and closing back into one seat.</w:t>
       </w:r>
     </w:p>
     <w:p>
@@ -307,9 +307,9 @@
           <w:sz w:val="20"/>
           <w:szCs w:val="20"/>
         </w:rPr>
-        <w:t xml:space="preserve"> that mines board meeting minutes and improvement plans across 10,400+ prospect accounts into a per-account opening question and discovery path — the same signal-driven approach that shapes every conversation before the first word is said. Live demo: </w:t>
-      </w:r>
-      <w:hyperlink w:history="1" r:id="rIdhzpp9ajfnu5qzbdnw2ta3">
+        <w:t xml:space="preserve"> that combines external signals (board minutes, improvement plans) and internal signals (prior product usage, engagement history) across 10,400+ prospect accounts into a per-account opening question and discovery path — the same signal-driven approach that shapes every conversation before the first word is said. Live demo: </w:t>
+      </w:r>
+      <w:hyperlink w:history="1" r:id="rIdlwzqvkaxxndieclj3gyv3">
         <w:r>
           <w:rPr>
             <w:rFonts w:ascii="Calibri" w:cs="Calibri" w:eastAsia="Calibri" w:hAnsi="Calibri"/>
